--- a/IQOQDQ/OQ_HMI/Machine type/VI 10/View_MoreView_SetupRobotView_Tab_5.docx
+++ b/IQOQDQ/OQ_HMI/Machine type/VI 10/View_MoreView_SetupRobotView_Tab_5.docx
@@ -56,19 +56,10 @@
               <w:t>Set-up robot\</w:t>
             </w:r>
             <w:r>
-              <w:t>Absolute</w:t>
+              <w:t>A</w:t>
             </w:r>
             <w:r>
-              <w:rPr>
-                <w:spacing w:val="-9"/>
-              </w:rPr>
-              <w:t xml:space="preserve"> </w:t>
-            </w:r>
-            <w:r>
-              <w:rPr>
-                <w:spacing w:val="-2"/>
-              </w:rPr>
-              <w:t>encoder</w:t>
+              <w:t>xes</w:t>
             </w:r>
           </w:p>
         </w:tc>
